--- a/00-首页/题组Word/习题书/第四篇-元素与分析/第四篇-元素与分析-99-综合题-学生版.docx
+++ b/00-首页/题组Word/习题书/第四篇-元素与分析/第四篇-元素与分析-99-综合题-学生版.docx
@@ -219,6 +219,31 @@
         </w:rPr>
         <w:t>?</w:t>
       </w:r>
+    </w:p>
+    <w:p>
+      <w:pPr>
+        <w:spacing w:before="0" w:after="0"/>
+      </w:pPr>
+    </w:p>
+    <w:p>
+      <w:pPr>
+        <w:spacing w:before="0" w:after="0"/>
+      </w:pPr>
+    </w:p>
+    <w:p>
+      <w:pPr>
+        <w:spacing w:before="0" w:after="0"/>
+      </w:pPr>
+    </w:p>
+    <w:p>
+      <w:pPr>
+        <w:spacing w:before="0" w:after="0"/>
+      </w:pPr>
+    </w:p>
+    <w:p>
+      <w:pPr>
+        <w:spacing w:before="0" w:after="0"/>
+      </w:pPr>
     </w:p>
     <w:p>
       <w:pPr>
@@ -682,6 +707,31 @@
     </w:p>
     <w:p>
       <w:pPr>
+        <w:spacing w:before="0" w:after="0"/>
+      </w:pPr>
+    </w:p>
+    <w:p>
+      <w:pPr>
+        <w:spacing w:before="0" w:after="0"/>
+      </w:pPr>
+    </w:p>
+    <w:p>
+      <w:pPr>
+        <w:spacing w:before="0" w:after="0"/>
+      </w:pPr>
+    </w:p>
+    <w:p>
+      <w:pPr>
+        <w:spacing w:before="0" w:after="0"/>
+      </w:pPr>
+    </w:p>
+    <w:p>
+      <w:pPr>
+        <w:spacing w:before="0" w:after="0"/>
+      </w:pPr>
+    </w:p>
+    <w:p>
+      <w:pPr>
         <w:spacing w:before="160" w:after="80"/>
       </w:pPr>
       <w:r>
@@ -883,6 +933,21 @@
     </w:p>
     <w:p>
       <w:pPr>
+        <w:spacing w:before="0" w:after="0"/>
+      </w:pPr>
+    </w:p>
+    <w:p>
+      <w:pPr>
+        <w:spacing w:before="0" w:after="0"/>
+      </w:pPr>
+    </w:p>
+    <w:p>
+      <w:pPr>
+        <w:spacing w:before="0" w:after="0"/>
+      </w:pPr>
+    </w:p>
+    <w:p>
+      <w:pPr>
         <w:spacing w:before="160" w:after="80"/>
       </w:pPr>
       <w:r>
@@ -1103,6 +1168,21 @@
         </w:rPr>
         <w:t>？</w:t>
       </w:r>
+    </w:p>
+    <w:p>
+      <w:pPr>
+        <w:spacing w:before="0" w:after="0"/>
+      </w:pPr>
+    </w:p>
+    <w:p>
+      <w:pPr>
+        <w:spacing w:before="0" w:after="0"/>
+      </w:pPr>
+    </w:p>
+    <w:p>
+      <w:pPr>
+        <w:spacing w:before="0" w:after="0"/>
+      </w:pPr>
     </w:p>
     <w:p>
       <w:pPr>
@@ -1524,6 +1604,21 @@
     </w:p>
     <w:p>
       <w:pPr>
+        <w:spacing w:before="0" w:after="0"/>
+      </w:pPr>
+    </w:p>
+    <w:p>
+      <w:pPr>
+        <w:spacing w:before="0" w:after="0"/>
+      </w:pPr>
+    </w:p>
+    <w:p>
+      <w:pPr>
+        <w:spacing w:before="0" w:after="0"/>
+      </w:pPr>
+    </w:p>
+    <w:p>
+      <w:pPr>
         <w:spacing w:before="160" w:after="80"/>
       </w:pPr>
       <w:r>
@@ -1815,6 +1910,31 @@
     </w:p>
     <w:p>
       <w:pPr>
+        <w:spacing w:before="0" w:after="0"/>
+      </w:pPr>
+    </w:p>
+    <w:p>
+      <w:pPr>
+        <w:spacing w:before="0" w:after="0"/>
+      </w:pPr>
+    </w:p>
+    <w:p>
+      <w:pPr>
+        <w:spacing w:before="0" w:after="0"/>
+      </w:pPr>
+    </w:p>
+    <w:p>
+      <w:pPr>
+        <w:spacing w:before="0" w:after="0"/>
+      </w:pPr>
+    </w:p>
+    <w:p>
+      <w:pPr>
+        <w:spacing w:before="0" w:after="0"/>
+      </w:pPr>
+    </w:p>
+    <w:p>
+      <w:pPr>
         <w:spacing w:before="160" w:after="80"/>
       </w:pPr>
       <w:r>
@@ -1895,6 +2015,21 @@
         </w:rPr>
         <w:t>?</w:t>
       </w:r>
+    </w:p>
+    <w:p>
+      <w:pPr>
+        <w:spacing w:before="0" w:after="0"/>
+      </w:pPr>
+    </w:p>
+    <w:p>
+      <w:pPr>
+        <w:spacing w:before="0" w:after="0"/>
+      </w:pPr>
+    </w:p>
+    <w:p>
+      <w:pPr>
+        <w:spacing w:before="0" w:after="0"/>
+      </w:pPr>
     </w:p>
     <w:p>
       <w:pPr>
@@ -2225,6 +2360,21 @@
     </w:p>
     <w:p>
       <w:pPr>
+        <w:spacing w:before="0" w:after="0"/>
+      </w:pPr>
+    </w:p>
+    <w:p>
+      <w:pPr>
+        <w:spacing w:before="0" w:after="0"/>
+      </w:pPr>
+    </w:p>
+    <w:p>
+      <w:pPr>
+        <w:spacing w:before="0" w:after="0"/>
+      </w:pPr>
+    </w:p>
+    <w:p>
+      <w:pPr>
         <w:spacing w:before="160" w:after="80"/>
       </w:pPr>
       <w:r>
@@ -2345,6 +2495,21 @@
         </w:rPr>
         <w:t xml:space="preserve">?</w:t>
       </w:r>
+    </w:p>
+    <w:p>
+      <w:pPr>
+        <w:spacing w:before="0" w:after="0"/>
+      </w:pPr>
+    </w:p>
+    <w:p>
+      <w:pPr>
+        <w:spacing w:before="0" w:after="0"/>
+      </w:pPr>
+    </w:p>
+    <w:p>
+      <w:pPr>
+        <w:spacing w:before="0" w:after="0"/>
+      </w:pPr>
     </w:p>
     <w:p>
       <w:pPr>
@@ -2707,6 +2872,31 @@
     </w:p>
     <w:p>
       <w:pPr>
+        <w:spacing w:before="0" w:after="0"/>
+      </w:pPr>
+    </w:p>
+    <w:p>
+      <w:pPr>
+        <w:spacing w:before="0" w:after="0"/>
+      </w:pPr>
+    </w:p>
+    <w:p>
+      <w:pPr>
+        <w:spacing w:before="0" w:after="0"/>
+      </w:pPr>
+    </w:p>
+    <w:p>
+      <w:pPr>
+        <w:spacing w:before="0" w:after="0"/>
+      </w:pPr>
+    </w:p>
+    <w:p>
+      <w:pPr>
+        <w:spacing w:before="0" w:after="0"/>
+      </w:pPr>
+    </w:p>
+    <w:p>
+      <w:pPr>
         <w:spacing w:before="160" w:after="80"/>
       </w:pPr>
       <w:r>
@@ -2942,6 +3132,21 @@
         </w:rPr>
         <w:t>。</w:t>
       </w:r>
+    </w:p>
+    <w:p>
+      <w:pPr>
+        <w:spacing w:before="0" w:after="0"/>
+      </w:pPr>
+    </w:p>
+    <w:p>
+      <w:pPr>
+        <w:spacing w:before="0" w:after="0"/>
+      </w:pPr>
+    </w:p>
+    <w:p>
+      <w:pPr>
+        <w:spacing w:before="0" w:after="0"/>
+      </w:pPr>
     </w:p>
     <w:p>
       <w:pPr>
@@ -3248,6 +3453,31 @@
         </w:rPr>
         <w:t>。</w:t>
       </w:r>
+    </w:p>
+    <w:p>
+      <w:pPr>
+        <w:spacing w:before="0" w:after="0"/>
+      </w:pPr>
+    </w:p>
+    <w:p>
+      <w:pPr>
+        <w:spacing w:before="0" w:after="0"/>
+      </w:pPr>
+    </w:p>
+    <w:p>
+      <w:pPr>
+        <w:spacing w:before="0" w:after="0"/>
+      </w:pPr>
+    </w:p>
+    <w:p>
+      <w:pPr>
+        <w:spacing w:before="0" w:after="0"/>
+      </w:pPr>
+    </w:p>
+    <w:p>
+      <w:pPr>
+        <w:spacing w:before="0" w:after="0"/>
+      </w:pPr>
     </w:p>
     <w:p>
       <w:pPr>
@@ -3661,6 +3891,21 @@
     </w:p>
     <w:p>
       <w:pPr>
+        <w:spacing w:before="0" w:after="0"/>
+      </w:pPr>
+    </w:p>
+    <w:p>
+      <w:pPr>
+        <w:spacing w:before="0" w:after="0"/>
+      </w:pPr>
+    </w:p>
+    <w:p>
+      <w:pPr>
+        <w:spacing w:before="0" w:after="0"/>
+      </w:pPr>
+    </w:p>
+    <w:p>
+      <w:pPr>
         <w:spacing w:before="160" w:after="80"/>
       </w:pPr>
       <w:r>
@@ -3913,6 +4158,21 @@
     </w:p>
     <w:p>
       <w:pPr>
+        <w:spacing w:before="0" w:after="0"/>
+      </w:pPr>
+    </w:p>
+    <w:p>
+      <w:pPr>
+        <w:spacing w:before="0" w:after="0"/>
+      </w:pPr>
+    </w:p>
+    <w:p>
+      <w:pPr>
+        <w:spacing w:before="0" w:after="0"/>
+      </w:pPr>
+    </w:p>
+    <w:p>
+      <w:pPr>
         <w:spacing w:before="160" w:after="80"/>
       </w:pPr>
       <w:r>
@@ -3944,6 +4204,8 @@
     <w:p>
       <w:pPr>
         <w:pStyle w:val="FirstParagraph"/>
+        <w:ind w:left="480" w:hanging="480"/>
+        <w:spacing w:after="0"/>
       </w:pPr>
       <w:r>
         <w:rPr>
@@ -4098,6 +4360,13 @@
         </w:rPr>
         <w:t>得到一种白色沉淀</w:t>
       </w:r>
+    </w:p>
+    <w:p>
+      <w:pPr>
+        <w:pStyle w:val="FirstParagraph"/>
+        <w:ind w:left="480" w:hanging="480"/>
+        <w:spacing w:before="0" w:after="0"/>
+      </w:pPr>
       <w:r>
         <w:rPr>
           <w:rFonts w:hint="eastAsia" w:ascii="Times New Roman" w:hAnsi="Times New Roman" w:eastAsia="Times New Roman" w:cs="Times New Roman"/>
@@ -4146,6 +4415,13 @@
         </w:rPr>
         <w:t>得到组成相同的两种混合物</w:t>
       </w:r>
+    </w:p>
+    <w:p>
+      <w:pPr>
+        <w:pStyle w:val="FirstParagraph"/>
+        <w:ind w:left="480" w:hanging="480"/>
+        <w:spacing w:before="0" w:after="0"/>
+      </w:pPr>
       <w:r>
         <w:rPr>
           <w:rFonts w:hint="eastAsia" w:ascii="Times New Roman" w:hAnsi="Times New Roman" w:eastAsia="Times New Roman" w:cs="Times New Roman"/>
@@ -4158,6 +4434,13 @@
         </w:rPr>
         <w:t>和</w:t>
       </w:r>
+    </w:p>
+    <w:p>
+      <w:pPr>
+        <w:pStyle w:val="FirstParagraph"/>
+        <w:ind w:left="480" w:hanging="480"/>
+        <w:spacing w:before="0" w:after="180"/>
+      </w:pPr>
       <w:r>
         <w:rPr>
           <w:rFonts w:hint="eastAsia" w:ascii="Times New Roman" w:hAnsi="Times New Roman" w:eastAsia="Times New Roman" w:cs="Times New Roman"/>
@@ -5123,6 +5406,46 @@
         </w:rPr>
         <w:t>?</w:t>
       </w:r>
+    </w:p>
+    <w:p>
+      <w:pPr>
+        <w:spacing w:before="0" w:after="0"/>
+      </w:pPr>
+    </w:p>
+    <w:p>
+      <w:pPr>
+        <w:spacing w:before="0" w:after="0"/>
+      </w:pPr>
+    </w:p>
+    <w:p>
+      <w:pPr>
+        <w:spacing w:before="0" w:after="0"/>
+      </w:pPr>
+    </w:p>
+    <w:p>
+      <w:pPr>
+        <w:spacing w:before="0" w:after="0"/>
+      </w:pPr>
+    </w:p>
+    <w:p>
+      <w:pPr>
+        <w:spacing w:before="0" w:after="0"/>
+      </w:pPr>
+    </w:p>
+    <w:p>
+      <w:pPr>
+        <w:spacing w:before="0" w:after="0"/>
+      </w:pPr>
+    </w:p>
+    <w:p>
+      <w:pPr>
+        <w:spacing w:before="0" w:after="0"/>
+      </w:pPr>
+    </w:p>
+    <w:p>
+      <w:pPr>
+        <w:spacing w:before="0" w:after="0"/>
+      </w:pPr>
     </w:p>
     <w:p>
       <w:pPr>
@@ -5323,7 +5646,7 @@
         </w:rPr>
         <w:drawing>
           <wp:inline>
-            <wp:extent cx="3600000" cy="621362"/>
+            <wp:extent cx="3599999" cy="621362"/>
             <wp:effectExtent b="0" l="0" r="0" t="0"/>
             <wp:docPr descr="" title="" id="26" name="Picture"/>
             <a:graphic>
@@ -5344,7 +5667,7 @@
                   <pic:spPr bwMode="auto">
                     <a:xfrm>
                       <a:off x="0" y="0"/>
-                      <a:ext cx="3600000" cy="621362"/>
+                      <a:ext cx="3599999" cy="621362"/>
                     </a:xfrm>
                     <a:prstGeom prst="rect">
                       <a:avLst/>
@@ -5816,6 +6139,46 @@
     </w:p>
     <w:p>
       <w:pPr>
+        <w:spacing w:before="0" w:after="0"/>
+      </w:pPr>
+    </w:p>
+    <w:p>
+      <w:pPr>
+        <w:spacing w:before="0" w:after="0"/>
+      </w:pPr>
+    </w:p>
+    <w:p>
+      <w:pPr>
+        <w:spacing w:before="0" w:after="0"/>
+      </w:pPr>
+    </w:p>
+    <w:p>
+      <w:pPr>
+        <w:spacing w:before="0" w:after="0"/>
+      </w:pPr>
+    </w:p>
+    <w:p>
+      <w:pPr>
+        <w:spacing w:before="0" w:after="0"/>
+      </w:pPr>
+    </w:p>
+    <w:p>
+      <w:pPr>
+        <w:spacing w:before="0" w:after="0"/>
+      </w:pPr>
+    </w:p>
+    <w:p>
+      <w:pPr>
+        <w:spacing w:before="0" w:after="0"/>
+      </w:pPr>
+    </w:p>
+    <w:p>
+      <w:pPr>
+        <w:spacing w:before="0" w:after="0"/>
+      </w:pPr>
+    </w:p>
+    <w:p>
+      <w:pPr>
         <w:spacing w:before="160" w:after="80"/>
       </w:pPr>
       <w:r>
@@ -6441,6 +6804,16 @@
     </w:p>
     <w:p>
       <w:pPr>
+        <w:spacing w:before="0" w:after="0"/>
+      </w:pPr>
+    </w:p>
+    <w:p>
+      <w:pPr>
+        <w:spacing w:before="0" w:after="0"/>
+      </w:pPr>
+    </w:p>
+    <w:p>
+      <w:pPr>
         <w:spacing w:before="160" w:after="80"/>
       </w:pPr>
       <w:r>
@@ -6735,6 +7108,31 @@
     </w:p>
     <w:p>
       <w:pPr>
+        <w:spacing w:before="0" w:after="0"/>
+      </w:pPr>
+    </w:p>
+    <w:p>
+      <w:pPr>
+        <w:spacing w:before="0" w:after="0"/>
+      </w:pPr>
+    </w:p>
+    <w:p>
+      <w:pPr>
+        <w:spacing w:before="0" w:after="0"/>
+      </w:pPr>
+    </w:p>
+    <w:p>
+      <w:pPr>
+        <w:spacing w:before="0" w:after="0"/>
+      </w:pPr>
+    </w:p>
+    <w:p>
+      <w:pPr>
+        <w:spacing w:before="0" w:after="0"/>
+      </w:pPr>
+    </w:p>
+    <w:p>
+      <w:pPr>
         <w:spacing w:before="160" w:after="80"/>
       </w:pPr>
       <w:r>
@@ -6945,6 +7343,31 @@
         </w:rPr>
         <w:t>。</w:t>
       </w:r>
+    </w:p>
+    <w:p>
+      <w:pPr>
+        <w:spacing w:before="0" w:after="0"/>
+      </w:pPr>
+    </w:p>
+    <w:p>
+      <w:pPr>
+        <w:spacing w:before="0" w:after="0"/>
+      </w:pPr>
+    </w:p>
+    <w:p>
+      <w:pPr>
+        <w:spacing w:before="0" w:after="0"/>
+      </w:pPr>
+    </w:p>
+    <w:p>
+      <w:pPr>
+        <w:spacing w:before="0" w:after="0"/>
+      </w:pPr>
+    </w:p>
+    <w:p>
+      <w:pPr>
+        <w:spacing w:before="0" w:after="0"/>
+      </w:pPr>
     </w:p>
     <w:p>
       <w:pPr>
@@ -7415,6 +7838,31 @@
     </w:p>
     <w:p>
       <w:pPr>
+        <w:spacing w:before="0" w:after="0"/>
+      </w:pPr>
+    </w:p>
+    <w:p>
+      <w:pPr>
+        <w:spacing w:before="0" w:after="0"/>
+      </w:pPr>
+    </w:p>
+    <w:p>
+      <w:pPr>
+        <w:spacing w:before="0" w:after="0"/>
+      </w:pPr>
+    </w:p>
+    <w:p>
+      <w:pPr>
+        <w:spacing w:before="0" w:after="0"/>
+      </w:pPr>
+    </w:p>
+    <w:p>
+      <w:pPr>
+        <w:spacing w:before="0" w:after="0"/>
+      </w:pPr>
+    </w:p>
+    <w:p>
+      <w:pPr>
         <w:spacing w:before="160" w:after="80"/>
       </w:pPr>
       <w:r>
@@ -7562,6 +8010,21 @@
     </w:p>
     <w:p>
       <w:pPr>
+        <w:spacing w:before="0" w:after="0"/>
+      </w:pPr>
+    </w:p>
+    <w:p>
+      <w:pPr>
+        <w:spacing w:before="0" w:after="0"/>
+      </w:pPr>
+    </w:p>
+    <w:p>
+      <w:pPr>
+        <w:spacing w:before="0" w:after="0"/>
+      </w:pPr>
+    </w:p>
+    <w:p>
+      <w:pPr>
         <w:spacing w:before="160" w:after="80"/>
       </w:pPr>
       <w:r>
@@ -7644,6 +8107,21 @@
         </w:rPr>
         <w:t xml:space="preserve">?</w:t>
       </w:r>
+    </w:p>
+    <w:p>
+      <w:pPr>
+        <w:spacing w:before="0" w:after="0"/>
+      </w:pPr>
+    </w:p>
+    <w:p>
+      <w:pPr>
+        <w:spacing w:before="0" w:after="0"/>
+      </w:pPr>
+    </w:p>
+    <w:p>
+      <w:pPr>
+        <w:spacing w:before="0" w:after="0"/>
+      </w:pPr>
     </w:p>
     <w:p>
       <w:pPr>
@@ -8663,6 +9141,46 @@
     </w:p>
     <w:p>
       <w:pPr>
+        <w:spacing w:before="0" w:after="0"/>
+      </w:pPr>
+    </w:p>
+    <w:p>
+      <w:pPr>
+        <w:spacing w:before="0" w:after="0"/>
+      </w:pPr>
+    </w:p>
+    <w:p>
+      <w:pPr>
+        <w:spacing w:before="0" w:after="0"/>
+      </w:pPr>
+    </w:p>
+    <w:p>
+      <w:pPr>
+        <w:spacing w:before="0" w:after="0"/>
+      </w:pPr>
+    </w:p>
+    <w:p>
+      <w:pPr>
+        <w:spacing w:before="0" w:after="0"/>
+      </w:pPr>
+    </w:p>
+    <w:p>
+      <w:pPr>
+        <w:spacing w:before="0" w:after="0"/>
+      </w:pPr>
+    </w:p>
+    <w:p>
+      <w:pPr>
+        <w:spacing w:before="0" w:after="0"/>
+      </w:pPr>
+    </w:p>
+    <w:p>
+      <w:pPr>
+        <w:spacing w:before="0" w:after="0"/>
+      </w:pPr>
+    </w:p>
+    <w:p>
+      <w:pPr>
         <w:spacing w:before="160" w:after="80"/>
       </w:pPr>
       <w:r>
@@ -9184,6 +9702,46 @@
         </w:rPr>
         <w:t xml:space="preserve">③____。</w:t>
       </w:r>
+    </w:p>
+    <w:p>
+      <w:pPr>
+        <w:spacing w:before="0" w:after="0"/>
+      </w:pPr>
+    </w:p>
+    <w:p>
+      <w:pPr>
+        <w:spacing w:before="0" w:after="0"/>
+      </w:pPr>
+    </w:p>
+    <w:p>
+      <w:pPr>
+        <w:spacing w:before="0" w:after="0"/>
+      </w:pPr>
+    </w:p>
+    <w:p>
+      <w:pPr>
+        <w:spacing w:before="0" w:after="0"/>
+      </w:pPr>
+    </w:p>
+    <w:p>
+      <w:pPr>
+        <w:spacing w:before="0" w:after="0"/>
+      </w:pPr>
+    </w:p>
+    <w:p>
+      <w:pPr>
+        <w:spacing w:before="0" w:after="0"/>
+      </w:pPr>
+    </w:p>
+    <w:p>
+      <w:pPr>
+        <w:spacing w:before="0" w:after="0"/>
+      </w:pPr>
+    </w:p>
+    <w:p>
+      <w:pPr>
+        <w:spacing w:before="0" w:after="0"/>
+      </w:pPr>
     </w:p>
     <w:p>
       <w:pPr>
@@ -10463,6 +11021,16 @@
     </w:p>
     <w:p>
       <w:pPr>
+        <w:spacing w:before="0" w:after="0"/>
+      </w:pPr>
+    </w:p>
+    <w:p>
+      <w:pPr>
+        <w:spacing w:before="0" w:after="0"/>
+      </w:pPr>
+    </w:p>
+    <w:p>
+      <w:pPr>
         <w:spacing w:before="160" w:after="80"/>
       </w:pPr>
       <w:r>
@@ -11239,7 +11807,7 @@
         </w:rPr>
         <w:drawing>
           <wp:inline>
-            <wp:extent cx="3600000" cy="1824434"/>
+            <wp:extent cx="3599999" cy="1824434"/>
             <wp:effectExtent b="0" l="0" r="0" t="0"/>
             <wp:docPr descr="" title="" id="40" name="Picture"/>
             <a:graphic>
@@ -11260,7 +11828,7 @@
                   <pic:spPr bwMode="auto">
                     <a:xfrm>
                       <a:off x="0" y="0"/>
-                      <a:ext cx="3600000" cy="1824434"/>
+                      <a:ext cx="3599999" cy="1824434"/>
                     </a:xfrm>
                     <a:prstGeom prst="rect">
                       <a:avLst/>
@@ -11611,7 +12179,7 @@
         </w:rPr>
         <w:drawing>
           <wp:inline>
-            <wp:extent cx="3600000" cy="855412"/>
+            <wp:extent cx="3599996" cy="855412"/>
             <wp:effectExtent b="0" l="0" r="0" t="0"/>
             <wp:docPr descr="" title="" id="43" name="Picture"/>
             <a:graphic>
@@ -11632,7 +12200,7 @@
                   <pic:spPr bwMode="auto">
                     <a:xfrm>
                       <a:off x="0" y="0"/>
-                      <a:ext cx="3600000" cy="855412"/>
+                      <a:ext cx="3599996" cy="855412"/>
                     </a:xfrm>
                     <a:prstGeom prst="rect">
                       <a:avLst/>
@@ -12805,6 +13373,46 @@
     </w:p>
     <w:p>
       <w:pPr>
+        <w:spacing w:before="0" w:after="0"/>
+      </w:pPr>
+    </w:p>
+    <w:p>
+      <w:pPr>
+        <w:spacing w:before="0" w:after="0"/>
+      </w:pPr>
+    </w:p>
+    <w:p>
+      <w:pPr>
+        <w:spacing w:before="0" w:after="0"/>
+      </w:pPr>
+    </w:p>
+    <w:p>
+      <w:pPr>
+        <w:spacing w:before="0" w:after="0"/>
+      </w:pPr>
+    </w:p>
+    <w:p>
+      <w:pPr>
+        <w:spacing w:before="0" w:after="0"/>
+      </w:pPr>
+    </w:p>
+    <w:p>
+      <w:pPr>
+        <w:spacing w:before="0" w:after="0"/>
+      </w:pPr>
+    </w:p>
+    <w:p>
+      <w:pPr>
+        <w:spacing w:before="0" w:after="0"/>
+      </w:pPr>
+    </w:p>
+    <w:p>
+      <w:pPr>
+        <w:spacing w:before="0" w:after="0"/>
+      </w:pPr>
+    </w:p>
+    <w:p>
+      <w:pPr>
         <w:spacing w:before="160" w:after="80"/>
       </w:pPr>
       <w:r>
@@ -12994,7 +13602,7 @@
         </w:rPr>
         <w:drawing>
           <wp:inline>
-            <wp:extent cx="3600000" cy="1013692"/>
+            <wp:extent cx="3599995" cy="1013692"/>
             <wp:effectExtent b="0" l="0" r="0" t="0"/>
             <wp:docPr descr="" title="" id="47" name="Picture"/>
             <a:graphic>
@@ -13015,7 +13623,7 @@
                   <pic:spPr bwMode="auto">
                     <a:xfrm>
                       <a:off x="0" y="0"/>
-                      <a:ext cx="3600000" cy="1013692"/>
+                      <a:ext cx="3599995" cy="1013692"/>
                     </a:xfrm>
                     <a:prstGeom prst="rect">
                       <a:avLst/>
@@ -13302,6 +13910,46 @@
         </w:rPr>
         <w:t>。</w:t>
       </w:r>
+    </w:p>
+    <w:p>
+      <w:pPr>
+        <w:spacing w:before="0" w:after="0"/>
+      </w:pPr>
+    </w:p>
+    <w:p>
+      <w:pPr>
+        <w:spacing w:before="0" w:after="0"/>
+      </w:pPr>
+    </w:p>
+    <w:p>
+      <w:pPr>
+        <w:spacing w:before="0" w:after="0"/>
+      </w:pPr>
+    </w:p>
+    <w:p>
+      <w:pPr>
+        <w:spacing w:before="0" w:after="0"/>
+      </w:pPr>
+    </w:p>
+    <w:p>
+      <w:pPr>
+        <w:spacing w:before="0" w:after="0"/>
+      </w:pPr>
+    </w:p>
+    <w:p>
+      <w:pPr>
+        <w:spacing w:before="0" w:after="0"/>
+      </w:pPr>
+    </w:p>
+    <w:p>
+      <w:pPr>
+        <w:spacing w:before="0" w:after="0"/>
+      </w:pPr>
+    </w:p>
+    <w:p>
+      <w:pPr>
+        <w:spacing w:before="0" w:after="0"/>
+      </w:pPr>
     </w:p>
     <w:p>
       <w:pPr>
@@ -14056,7 +14704,7 @@
         </w:rPr>
         <w:drawing>
           <wp:inline>
-            <wp:extent cx="3600000" cy="1307678"/>
+            <wp:extent cx="3599997" cy="1307678"/>
             <wp:effectExtent b="0" l="0" r="0" t="0"/>
             <wp:docPr descr="" title="" id="51" name="Picture"/>
             <a:graphic>
@@ -14077,7 +14725,7 @@
                   <pic:spPr bwMode="auto">
                     <a:xfrm>
                       <a:off x="0" y="0"/>
-                      <a:ext cx="3600000" cy="1307678"/>
+                      <a:ext cx="3599997" cy="1307678"/>
                     </a:xfrm>
                     <a:prstGeom prst="rect">
                       <a:avLst/>
@@ -14602,6 +15250,46 @@
         </w:rPr>
         <w:t xml:space="preserve">_。</w:t>
       </w:r>
+    </w:p>
+    <w:p>
+      <w:pPr>
+        <w:spacing w:before="0" w:after="0"/>
+      </w:pPr>
+    </w:p>
+    <w:p>
+      <w:pPr>
+        <w:spacing w:before="0" w:after="0"/>
+      </w:pPr>
+    </w:p>
+    <w:p>
+      <w:pPr>
+        <w:spacing w:before="0" w:after="0"/>
+      </w:pPr>
+    </w:p>
+    <w:p>
+      <w:pPr>
+        <w:spacing w:before="0" w:after="0"/>
+      </w:pPr>
+    </w:p>
+    <w:p>
+      <w:pPr>
+        <w:spacing w:before="0" w:after="0"/>
+      </w:pPr>
+    </w:p>
+    <w:p>
+      <w:pPr>
+        <w:spacing w:before="0" w:after="0"/>
+      </w:pPr>
+    </w:p>
+    <w:p>
+      <w:pPr>
+        <w:spacing w:before="0" w:after="0"/>
+      </w:pPr>
+    </w:p>
+    <w:p>
+      <w:pPr>
+        <w:spacing w:before="0" w:after="0"/>
+      </w:pPr>
     </w:p>
     <w:p>
       <w:pPr>
@@ -15334,7 +16022,7 @@
         </w:rPr>
         <w:drawing>
           <wp:inline>
-            <wp:extent cx="3600000" cy="1512285"/>
+            <wp:extent cx="3600000" cy="1496414"/>
             <wp:effectExtent b="0" l="0" r="0" t="0"/>
             <wp:docPr descr="" title="" id="55" name="Picture"/>
             <a:graphic>
@@ -15355,7 +16043,7 @@
                   <pic:spPr bwMode="auto">
                     <a:xfrm>
                       <a:off x="0" y="0"/>
-                      <a:ext cx="3600000" cy="1512285"/>
+                      <a:ext cx="3600000" cy="1496414"/>
                     </a:xfrm>
                     <a:prstGeom prst="rect">
                       <a:avLst/>
@@ -15503,6 +16191,46 @@
         </w:rPr>
         <w:t>。</w:t>
       </w:r>
+    </w:p>
+    <w:p>
+      <w:pPr>
+        <w:spacing w:before="0" w:after="0"/>
+      </w:pPr>
+    </w:p>
+    <w:p>
+      <w:pPr>
+        <w:spacing w:before="0" w:after="0"/>
+      </w:pPr>
+    </w:p>
+    <w:p>
+      <w:pPr>
+        <w:spacing w:before="0" w:after="0"/>
+      </w:pPr>
+    </w:p>
+    <w:p>
+      <w:pPr>
+        <w:spacing w:before="0" w:after="0"/>
+      </w:pPr>
+    </w:p>
+    <w:p>
+      <w:pPr>
+        <w:spacing w:before="0" w:after="0"/>
+      </w:pPr>
+    </w:p>
+    <w:p>
+      <w:pPr>
+        <w:spacing w:before="0" w:after="0"/>
+      </w:pPr>
+    </w:p>
+    <w:p>
+      <w:pPr>
+        <w:spacing w:before="0" w:after="0"/>
+      </w:pPr>
+    </w:p>
+    <w:p>
+      <w:pPr>
+        <w:spacing w:before="0" w:after="0"/>
+      </w:pPr>
     </w:p>
     <w:p>
       <w:pPr>
@@ -16179,6 +16907,8 @@
           <w:ilvl w:val="0"/>
           <w:numId w:val="1013"/>
         </w:numPr>
+        <w:ind w:left="480" w:hanging="480"/>
+        <w:spacing w:after="0"/>
       </w:pPr>
       <m:oMath>
         <m:sSub>
@@ -16248,7 +16978,23 @@
         <w:rPr>
           <w:rFonts w:hint="eastAsia" w:ascii="Times New Roman" w:hAnsi="Times New Roman" w:eastAsia="Times New Roman" w:cs="Times New Roman"/>
         </w:rPr>
-        <w:t>____。A.</w:t>
+        <w:t>____。</w:t>
+      </w:r>
+    </w:p>
+    <w:p>
+      <w:pPr>
+        <w:numPr>
+          <w:ilvl w:val="0"/>
+          <w:numId w:val="1013"/>
+        </w:numPr>
+        <w:ind w:left="480" w:hanging="480"/>
+        <w:spacing w:before="0" w:after="0"/>
+      </w:pPr>
+      <w:r>
+        <w:rPr>
+          <w:rFonts w:hint="eastAsia" w:ascii="Times New Roman" w:hAnsi="Times New Roman" w:eastAsia="Times New Roman" w:cs="Times New Roman"/>
+        </w:rPr>
+        <w:t>A.</w:t>
       </w:r>
       <w:r>
         <w:rPr>
@@ -16266,7 +17012,23 @@
         <w:rPr>
           <w:rFonts w:ascii="Times New Roman" w:hAnsi="Times New Roman" w:eastAsia="Times New Roman" w:cs="Times New Roman"/>
         </w:rPr>
-        <w:t xml:space="preserve">　B. </w:t>
+        <w:t xml:space="preserve">　</w:t>
+      </w:r>
+    </w:p>
+    <w:p>
+      <w:pPr>
+        <w:numPr>
+          <w:ilvl w:val="0"/>
+          <w:numId w:val="1013"/>
+        </w:numPr>
+        <w:ind w:left="480" w:hanging="480"/>
+        <w:spacing w:before="0" w:after="0"/>
+      </w:pPr>
+      <w:r>
+        <w:rPr>
+          <w:rFonts w:ascii="Times New Roman" w:hAnsi="Times New Roman" w:eastAsia="Times New Roman" w:cs="Times New Roman"/>
+        </w:rPr>
+        <w:t xml:space="preserve">B. </w:t>
       </w:r>
       <w:r>
         <w:rPr>
@@ -16278,7 +17040,23 @@
         <w:rPr>
           <w:rFonts w:ascii="Times New Roman" w:hAnsi="Times New Roman" w:eastAsia="Times New Roman" w:cs="Times New Roman"/>
         </w:rPr>
-        <w:t xml:space="preserve">　C. </w:t>
+        <w:t xml:space="preserve">　</w:t>
+      </w:r>
+    </w:p>
+    <w:p>
+      <w:pPr>
+        <w:numPr>
+          <w:ilvl w:val="0"/>
+          <w:numId w:val="1013"/>
+        </w:numPr>
+        <w:ind w:left="480" w:hanging="480"/>
+        <w:spacing w:before="0" w:after="0"/>
+      </w:pPr>
+      <w:r>
+        <w:rPr>
+          <w:rFonts w:ascii="Times New Roman" w:hAnsi="Times New Roman" w:eastAsia="Times New Roman" w:cs="Times New Roman"/>
+        </w:rPr>
+        <w:t xml:space="preserve">C. </w:t>
       </w:r>
       <w:r>
         <w:rPr>
@@ -16290,7 +17068,23 @@
         <w:rPr>
           <w:rFonts w:ascii="Times New Roman" w:hAnsi="Times New Roman" w:eastAsia="Times New Roman" w:cs="Times New Roman"/>
         </w:rPr>
-        <w:t xml:space="preserve">　D. </w:t>
+        <w:t xml:space="preserve">　</w:t>
+      </w:r>
+    </w:p>
+    <w:p>
+      <w:pPr>
+        <w:numPr>
+          <w:ilvl w:val="0"/>
+          <w:numId w:val="1013"/>
+        </w:numPr>
+        <w:ind w:left="480" w:hanging="480"/>
+        <w:spacing w:before="0" w:after="180"/>
+      </w:pPr>
+      <w:r>
+        <w:rPr>
+          <w:rFonts w:ascii="Times New Roman" w:hAnsi="Times New Roman" w:eastAsia="Times New Roman" w:cs="Times New Roman"/>
+        </w:rPr>
+        <w:t xml:space="preserve">D. </w:t>
       </w:r>
       <w:r>
         <w:rPr>
@@ -16768,6 +17562,16 @@
         </w:rPr>
         <w:t>）。</w:t>
       </w:r>
+    </w:p>
+    <w:p>
+      <w:pPr>
+        <w:spacing w:before="0" w:after="0"/>
+      </w:pPr>
+    </w:p>
+    <w:p>
+      <w:pPr>
+        <w:spacing w:before="0" w:after="0"/>
+      </w:pPr>
     </w:p>
     <w:p>
       <w:pPr>

--- a/00-首页/题组Word/习题书/第四篇-元素与分析/第四篇-元素与分析-99-综合题-学生版.docx
+++ b/00-首页/题组Word/习题书/第四篇-元素与分析/第四篇-元素与分析-99-综合题-学生版.docx
@@ -4204,8 +4204,6 @@
     <w:p>
       <w:pPr>
         <w:pStyle w:val="FirstParagraph"/>
-        <w:ind w:left="480" w:hanging="480"/>
-        <w:spacing w:after="0"/>
       </w:pPr>
       <w:r>
         <w:rPr>
@@ -4360,13 +4358,6 @@
         </w:rPr>
         <w:t>得到一种白色沉淀</w:t>
       </w:r>
-    </w:p>
-    <w:p>
-      <w:pPr>
-        <w:pStyle w:val="FirstParagraph"/>
-        <w:ind w:left="480" w:hanging="480"/>
-        <w:spacing w:before="0" w:after="0"/>
-      </w:pPr>
       <w:r>
         <w:rPr>
           <w:rFonts w:hint="eastAsia" w:ascii="Times New Roman" w:hAnsi="Times New Roman" w:eastAsia="Times New Roman" w:cs="Times New Roman"/>
@@ -4415,13 +4406,6 @@
         </w:rPr>
         <w:t>得到组成相同的两种混合物</w:t>
       </w:r>
-    </w:p>
-    <w:p>
-      <w:pPr>
-        <w:pStyle w:val="FirstParagraph"/>
-        <w:ind w:left="480" w:hanging="480"/>
-        <w:spacing w:before="0" w:after="0"/>
-      </w:pPr>
       <w:r>
         <w:rPr>
           <w:rFonts w:hint="eastAsia" w:ascii="Times New Roman" w:hAnsi="Times New Roman" w:eastAsia="Times New Roman" w:cs="Times New Roman"/>
@@ -4434,13 +4418,6 @@
         </w:rPr>
         <w:t>和</w:t>
       </w:r>
-    </w:p>
-    <w:p>
-      <w:pPr>
-        <w:pStyle w:val="FirstParagraph"/>
-        <w:ind w:left="480" w:hanging="480"/>
-        <w:spacing w:before="0" w:after="180"/>
-      </w:pPr>
       <w:r>
         <w:rPr>
           <w:rFonts w:hint="eastAsia" w:ascii="Times New Roman" w:hAnsi="Times New Roman" w:eastAsia="Times New Roman" w:cs="Times New Roman"/>

--- a/00-首页/题组Word/习题书/第四篇-元素与分析/第四篇-元素与分析-99-综合题-学生版.docx
+++ b/00-首页/题组Word/习题书/第四篇-元素与分析/第四篇-元素与分析-99-综合题-学生版.docx
@@ -1716,7 +1716,7 @@
         <m:sSubSup>
           <m:e>
             <m:r>
-              <m:t>​</m:t>
+              <m:t xml:space="preserve"> </m:t>
             </m:r>
           </m:e>
           <m:sub>
@@ -1799,7 +1799,7 @@
             <m:sSup>
               <m:e>
                 <m:r>
-                  <m:t>​</m:t>
+                  <m:t xml:space="preserve"> </m:t>
                 </m:r>
               </m:e>
               <m:sup>
@@ -1865,7 +1865,7 @@
             <m:sSup>
               <m:e>
                 <m:r>
-                  <m:t>​</m:t>
+                  <m:t xml:space="preserve"> </m:t>
                 </m:r>
               </m:e>
               <m:sup>

--- a/00-首页/题组Word/习题书/第四篇-元素与分析/第四篇-元素与分析-99-综合题-学生版.docx
+++ b/00-首页/题组Word/习题书/第四篇-元素与分析/第四篇-元素与分析-99-综合题-学生版.docx
@@ -6240,6 +6240,7 @@
     <w:p>
       <w:pPr>
         <w:pStyle w:val="BodyText"/>
+        <w:spacing w:before="0" w:after="0"/>
       </w:pPr>
       <w:r>
         <w:rPr>
@@ -6263,6 +6264,7 @@
     <w:p>
       <w:pPr>
         <w:pStyle w:val="BodyText"/>
+        <w:spacing w:before="0" w:after="0"/>
       </w:pPr>
       <w:r>
         <w:rPr>
@@ -6382,6 +6384,7 @@
     <w:p>
       <w:pPr>
         <w:pStyle w:val="BodyText"/>
+        <w:spacing w:before="0" w:after="0"/>
       </w:pPr>
       <w:r>
         <w:rPr>
@@ -6621,6 +6624,7 @@
     <w:p>
       <w:pPr>
         <w:pStyle w:val="BodyText"/>
+        <w:spacing w:before="0" w:after="0"/>
       </w:pPr>
       <w:r>
         <w:rPr>
@@ -9970,6 +9974,7 @@
     <w:p>
       <w:pPr>
         <w:pStyle w:val="BodyText"/>
+        <w:spacing w:before="0" w:after="0"/>
       </w:pPr>
       <w:r>
         <w:rPr>
@@ -10182,6 +10187,7 @@
     <w:p>
       <w:pPr>
         <w:pStyle w:val="BodyText"/>
+        <w:spacing w:before="0" w:after="0"/>
       </w:pPr>
       <w:r>
         <w:rPr>
@@ -10474,6 +10480,7 @@
     <w:p>
       <w:pPr>
         <w:pStyle w:val="BodyText"/>
+        <w:spacing w:before="0" w:after="0"/>
       </w:pPr>
       <w:r>
         <w:rPr>
@@ -10701,6 +10708,7 @@
     <w:p>
       <w:pPr>
         <w:pStyle w:val="BodyText"/>
+        <w:spacing w:before="0" w:after="0"/>
       </w:pPr>
       <w:r>
         <w:rPr>
@@ -12230,6 +12238,14 @@
       <w:tblPr>
         <w:tblStyle w:val="Table"/>
         <w:tblW w:type="auto" w:w="0"/>
+        <w:tblBorders>
+          <w:top w:val="single" w:sz="12" w:space="0" w:color="000000"/>
+          <w:left w:val="none" w:sz="0" w:space="0" w:color="auto"/>
+          <w:bottom w:val="single" w:sz="12" w:space="0" w:color="000000"/>
+          <w:right w:val="none" w:sz="0" w:space="0" w:color="auto"/>
+          <w:insideH w:val="none" w:sz="0" w:space="0" w:color="auto"/>
+          <w:insideV w:val="none" w:sz="0" w:space="0" w:color="auto"/>
+        </w:tblBorders>
         <w:tblLook w:firstRow="1" w:lastRow="0" w:firstColumn="0" w:lastColumn="0" w:noHBand="0" w:noVBand="0" w:val="0020"/>
       </w:tblPr>
       <w:tblGrid>
@@ -12243,7 +12259,11 @@
           <w:tblHeader w:val="on"/>
         </w:trPr>
         <w:tc>
-          <w:tcPr/>
+          <w:tcPr>
+            <w:tcBorders>
+              <w:bottom w:val="single" w:sz="8" w:space="0" w:color="000000"/>
+            </w:tcBorders>
+          </w:tcPr>
           <w:p>
             <w:pPr>
               <w:pStyle w:val="Compact"/>
@@ -12259,7 +12279,11 @@
           </w:p>
         </w:tc>
         <w:tc>
-          <w:tcPr/>
+          <w:tcPr>
+            <w:tcBorders>
+              <w:bottom w:val="single" w:sz="8" w:space="0" w:color="000000"/>
+            </w:tcBorders>
+          </w:tcPr>
           <w:p>
             <w:pPr>
               <w:pStyle w:val="Compact"/>
@@ -12310,7 +12334,11 @@
           </w:p>
         </w:tc>
         <w:tc>
-          <w:tcPr/>
+          <w:tcPr>
+            <w:tcBorders>
+              <w:bottom w:val="single" w:sz="8" w:space="0" w:color="000000"/>
+            </w:tcBorders>
+          </w:tcPr>
           <w:p>
             <w:pPr>
               <w:pStyle w:val="Compact"/>
@@ -12361,7 +12389,11 @@
           </w:p>
         </w:tc>
         <w:tc>
-          <w:tcPr/>
+          <w:tcPr>
+            <w:tcBorders>
+              <w:bottom w:val="single" w:sz="8" w:space="0" w:color="000000"/>
+            </w:tcBorders>
+          </w:tcPr>
           <w:p>
             <w:pPr>
               <w:pStyle w:val="Compact"/>
@@ -14142,6 +14174,14 @@
         <w:tblStyle w:val="Table"/>
         <w:tblW w:type="pct" w:w="5000"/>
         <w:tblLayout w:type="fixed"/>
+        <w:tblBorders>
+          <w:top w:val="single" w:sz="12" w:space="0" w:color="000000"/>
+          <w:left w:val="none" w:sz="0" w:space="0" w:color="auto"/>
+          <w:bottom w:val="single" w:sz="12" w:space="0" w:color="000000"/>
+          <w:right w:val="none" w:sz="0" w:space="0" w:color="auto"/>
+          <w:insideH w:val="none" w:sz="0" w:space="0" w:color="auto"/>
+          <w:insideV w:val="none" w:sz="0" w:space="0" w:color="auto"/>
+        </w:tblBorders>
         <w:tblLook w:firstRow="1" w:lastRow="0" w:firstColumn="0" w:lastColumn="0" w:noHBand="0" w:noVBand="0" w:val="0020"/>
       </w:tblPr>
       <w:tblGrid>
@@ -14156,7 +14196,11 @@
           <w:tblHeader w:val="on"/>
         </w:trPr>
         <w:tc>
-          <w:tcPr/>
+          <w:tcPr>
+            <w:tcBorders>
+              <w:bottom w:val="single" w:sz="8" w:space="0" w:color="000000"/>
+            </w:tcBorders>
+          </w:tcPr>
           <w:p>
             <w:pPr>
               <w:pStyle w:val="Compact"/>
@@ -14172,7 +14216,11 @@
           </w:p>
         </w:tc>
         <w:tc>
-          <w:tcPr/>
+          <w:tcPr>
+            <w:tcBorders>
+              <w:bottom w:val="single" w:sz="8" w:space="0" w:color="000000"/>
+            </w:tcBorders>
+          </w:tcPr>
           <w:p>
             <w:pPr>
               <w:pStyle w:val="Compact"/>
@@ -14202,7 +14250,11 @@
           </w:p>
         </w:tc>
         <w:tc>
-          <w:tcPr/>
+          <w:tcPr>
+            <w:tcBorders>
+              <w:bottom w:val="single" w:sz="8" w:space="0" w:color="000000"/>
+            </w:tcBorders>
+          </w:tcPr>
           <w:p>
             <w:pPr>
               <w:pStyle w:val="Compact"/>
@@ -14232,7 +14284,11 @@
           </w:p>
         </w:tc>
         <w:tc>
-          <w:tcPr/>
+          <w:tcPr>
+            <w:tcBorders>
+              <w:bottom w:val="single" w:sz="8" w:space="0" w:color="000000"/>
+            </w:tcBorders>
+          </w:tcPr>
           <w:p>
             <w:pPr>
               <w:pStyle w:val="Compact"/>
@@ -14255,7 +14311,11 @@
           </w:p>
         </w:tc>
         <w:tc>
-          <w:tcPr/>
+          <w:tcPr>
+            <w:tcBorders>
+              <w:bottom w:val="single" w:sz="8" w:space="0" w:color="000000"/>
+            </w:tcBorders>
+          </w:tcPr>
           <w:p>
             <w:pPr>
               <w:pStyle w:val="Compact"/>
@@ -15659,6 +15719,14 @@
       <w:tblPr>
         <w:tblStyle w:val="Table"/>
         <w:tblW w:type="auto" w:w="0"/>
+        <w:tblBorders>
+          <w:top w:val="single" w:sz="12" w:space="0" w:color="000000"/>
+          <w:left w:val="none" w:sz="0" w:space="0" w:color="auto"/>
+          <w:bottom w:val="single" w:sz="12" w:space="0" w:color="000000"/>
+          <w:right w:val="none" w:sz="0" w:space="0" w:color="auto"/>
+          <w:insideH w:val="none" w:sz="0" w:space="0" w:color="auto"/>
+          <w:insideV w:val="none" w:sz="0" w:space="0" w:color="auto"/>
+        </w:tblBorders>
         <w:tblLook w:firstRow="1" w:lastRow="0" w:firstColumn="0" w:lastColumn="0" w:noHBand="0" w:noVBand="0" w:val="0020"/>
       </w:tblPr>
       <w:tblGrid>
@@ -15673,7 +15741,11 @@
           <w:tblHeader w:val="on"/>
         </w:trPr>
         <w:tc>
-          <w:tcPr/>
+          <w:tcPr>
+            <w:tcBorders>
+              <w:bottom w:val="single" w:sz="8" w:space="0" w:color="000000"/>
+            </w:tcBorders>
+          </w:tcPr>
           <w:p>
             <w:pPr>
               <w:pStyle w:val="Compact"/>
@@ -15696,7 +15768,11 @@
           </w:p>
         </w:tc>
         <w:tc>
-          <w:tcPr/>
+          <w:tcPr>
+            <w:tcBorders>
+              <w:bottom w:val="single" w:sz="8" w:space="0" w:color="000000"/>
+            </w:tcBorders>
+          </w:tcPr>
           <w:p>
             <w:pPr>
               <w:pStyle w:val="Compact"/>
@@ -15712,7 +15788,11 @@
           </w:p>
         </w:tc>
         <w:tc>
-          <w:tcPr/>
+          <w:tcPr>
+            <w:tcBorders>
+              <w:bottom w:val="single" w:sz="8" w:space="0" w:color="000000"/>
+            </w:tcBorders>
+          </w:tcPr>
           <w:p>
             <w:pPr>
               <w:pStyle w:val="Compact"/>
@@ -15728,7 +15808,11 @@
           </w:p>
         </w:tc>
         <w:tc>
-          <w:tcPr/>
+          <w:tcPr>
+            <w:tcBorders>
+              <w:bottom w:val="single" w:sz="8" w:space="0" w:color="000000"/>
+            </w:tcBorders>
+          </w:tcPr>
           <w:p>
             <w:pPr>
               <w:pStyle w:val="Compact"/>
@@ -15744,7 +15828,11 @@
           </w:p>
         </w:tc>
         <w:tc>
-          <w:tcPr/>
+          <w:tcPr>
+            <w:tcBorders>
+              <w:bottom w:val="single" w:sz="8" w:space="0" w:color="000000"/>
+            </w:tcBorders>
+          </w:tcPr>
           <w:p>
             <w:pPr>
               <w:pStyle w:val="Compact"/>
@@ -16884,8 +16972,8 @@
           <w:ilvl w:val="0"/>
           <w:numId w:val="1013"/>
         </w:numPr>
+        <w:spacing w:before="0" w:after="0"/>
         <w:ind w:left="480" w:hanging="480"/>
-        <w:spacing w:after="0"/>
       </w:pPr>
       <m:oMath>
         <m:sSub>
@@ -16964,8 +17052,8 @@
           <w:ilvl w:val="0"/>
           <w:numId w:val="1013"/>
         </w:numPr>
+        <w:spacing w:before="0" w:after="0"/>
         <w:ind w:left="480" w:hanging="480"/>
-        <w:spacing w:before="0" w:after="0"/>
       </w:pPr>
       <w:r>
         <w:rPr>
@@ -16998,8 +17086,8 @@
           <w:ilvl w:val="0"/>
           <w:numId w:val="1013"/>
         </w:numPr>
+        <w:spacing w:before="0" w:after="0"/>
         <w:ind w:left="480" w:hanging="480"/>
-        <w:spacing w:before="0" w:after="0"/>
       </w:pPr>
       <w:r>
         <w:rPr>
@@ -17026,8 +17114,8 @@
           <w:ilvl w:val="0"/>
           <w:numId w:val="1013"/>
         </w:numPr>
+        <w:spacing w:before="0" w:after="0"/>
         <w:ind w:left="480" w:hanging="480"/>
-        <w:spacing w:before="0" w:after="0"/>
       </w:pPr>
       <w:r>
         <w:rPr>
@@ -17054,8 +17142,8 @@
           <w:ilvl w:val="0"/>
           <w:numId w:val="1013"/>
         </w:numPr>
+        <w:spacing w:before="0" w:after="0"/>
         <w:ind w:left="480" w:hanging="480"/>
-        <w:spacing w:before="0" w:after="180"/>
       </w:pPr>
       <w:r>
         <w:rPr>
@@ -18521,7 +18609,7 @@
     <ns0:rPr>
       <ns0:rFonts ns0:ascii="Times New Roman" ns0:cs="Times New Roman" ns0:eastAsia="SimHei" ns0:hAnsi="Times New Roman"/>
       <ns0:b/>
-      <ns0:color ns0:val="17324D"/>
+      <ns0:color ns0:val="000000"/>
       <ns0:sz ns0:val="44"/>
       <ns0:szCs ns0:val="56"/>
     </ns0:rPr>
@@ -18663,7 +18751,7 @@
     <ns0:rPr>
       <ns0:rFonts ns0:ascii="Times New Roman" ns0:cs="Times New Roman" ns0:eastAsia="SimHei" ns0:hAnsi="Times New Roman"/>
       <ns0:b/>
-      <ns0:color ns0:val="17324D"/>
+      <ns0:color ns0:val="000000"/>
       <ns0:sz ns0:val="32"/>
       <ns0:szCs ns0:val="40"/>
     </ns0:rPr>
@@ -18687,7 +18775,7 @@
     <ns0:rPr>
       <ns0:rFonts ns0:ascii="Times New Roman" ns0:cs="Times New Roman" ns0:eastAsia="SimHei" ns0:hAnsi="Times New Roman"/>
       <ns0:b/>
-      <ns0:color ns0:val="17324D"/>
+      <ns0:color ns0:val="000000"/>
       <ns0:sz ns0:val="28"/>
       <ns0:szCs ns0:val="32"/>
     </ns0:rPr>
@@ -18711,7 +18799,7 @@
     <ns0:rPr>
       <ns0:rFonts ns0:ascii="Times New Roman" ns0:cs="Times New Roman" ns0:eastAsia="SimHei" ns0:hAnsi="Times New Roman"/>
       <ns0:b/>
-      <ns0:color ns0:val="17324D"/>
+      <ns0:color ns0:val="000000"/>
       <ns0:sz ns0:val="25"/>
       <ns0:szCs ns0:val="28"/>
     </ns0:rPr>
